--- a/Calendario2025/ActividadM1/ImagenesAct1_2025.docx
+++ b/Calendario2025/ActividadM1/ImagenesAct1_2025.docx
@@ -2,6 +2,7 @@
 <file path=word/document.xml><?xml version="1.0" encoding="utf-8"?>
 <w:document xmlns:wpc="http://schemas.microsoft.com/office/word/2010/wordprocessingCanvas" xmlns:cx="http://schemas.microsoft.com/office/drawing/2014/chartex" xmlns:cx1="http://schemas.microsoft.com/office/drawing/2015/9/8/chartex" xmlns:cx2="http://schemas.microsoft.com/office/drawing/2015/10/21/chartex" xmlns:cx3="http://schemas.microsoft.com/office/drawing/2016/5/9/chartex" xmlns:cx4="http://schemas.microsoft.com/office/drawing/2016/5/10/chartex" xmlns:cx5="http://schemas.microsoft.com/office/drawing/2016/5/11/chartex" xmlns:cx6="http://schemas.microsoft.com/office/drawing/2016/5/12/chartex" xmlns:cx7="http://schemas.microsoft.com/office/drawing/2016/5/13/chartex" xmlns:cx8="http://schemas.microsoft.com/office/drawing/2016/5/14/chartex" xmlns:mc="http://schemas.openxmlformats.org/markup-compatibility/2006" xmlns:aink="http://schemas.microsoft.com/office/drawing/2016/ink" xmlns:am3d="http://schemas.microsoft.com/office/drawing/2017/model3d" xmlns:o="urn:schemas-microsoft-com:office:office" xmlns:oel="http://schemas.microsoft.com/office/2019/extlst" xmlns:r="http://schemas.openxmlformats.org/officeDocument/2006/relationships" xmlns:m="http://schemas.openxmlformats.org/officeDocument/2006/math" xmlns:v="urn:schemas-microsoft-com:vml" xmlns:wp14="http://schemas.microsoft.com/office/word/2010/wordprocessingDrawing" xmlns:wp="http://schemas.openxmlformats.org/drawingml/2006/wordprocessingDrawing" xmlns:w10="urn:schemas-microsoft-com:office:word" xmlns:w="http://schemas.openxmlformats.org/wordprocessingml/2006/main" xmlns:w14="http://schemas.microsoft.com/office/word/2010/wordml" xmlns:w15="http://schemas.microsoft.com/office/word/2012/wordml" xmlns:w16cex="http://schemas.microsoft.com/office/word/2018/wordml/cex" xmlns:w16cid="http://schemas.microsoft.com/office/word/2016/wordml/cid" xmlns:w16="http://schemas.microsoft.com/office/word/2018/wordml" xmlns:w16du="http://schemas.microsoft.com/office/word/2023/wordml/word16du" xmlns:w16sdtdh="http://schemas.microsoft.com/office/word/2020/wordml/sdtdatahash" xmlns:w16sdtfl="http://schemas.microsoft.com/office/word/2024/wordml/sdtformatlock" xmlns:w16se="http://schemas.microsoft.com/office/word/2015/wordml/symex" xmlns:wpg="http://schemas.microsoft.com/office/word/2010/wordprocessingGroup" xmlns:wpi="http://schemas.microsoft.com/office/word/2010/wordprocessingInk" xmlns:wne="http://schemas.microsoft.com/office/word/2006/wordml" xmlns:wps="http://schemas.microsoft.com/office/word/2010/wordprocessingShape" mc:Ignorable="w14 w15 w16se w16cid w16 w16cex w16sdtdh w16sdtfl w16du wp14">
   <w:body>
+    <w:p/>
     <w:p>
       <w:r>
         <w:rPr>
@@ -509,6 +510,9 @@
         </mc:AlternateContent>
       </w:r>
       <w:r>
+        <w:rPr>
+          <w:noProof/>
+        </w:rPr>
         <w:drawing>
           <wp:inline distT="0" distB="0" distL="0" distR="0" wp14:anchorId="60ABFEF5" wp14:editId="40EC54C8">
             <wp:extent cx="9144000" cy="3731895"/>
@@ -546,6 +550,713 @@
         </w:drawing>
       </w:r>
     </w:p>
+    <w:p/>
+    <w:p/>
+    <w:p/>
+    <w:p/>
+    <w:p/>
+    <w:p/>
+    <w:p/>
+    <w:p/>
+    <w:p/>
+    <w:p/>
+    <w:p/>
+    <w:p>
+      <w:r>
+        <w:rPr>
+          <w:noProof/>
+        </w:rPr>
+        <w:drawing>
+          <wp:inline distT="0" distB="0" distL="0" distR="0" wp14:anchorId="3623A56F" wp14:editId="108E6A65">
+            <wp:extent cx="2105319" cy="1133633"/>
+            <wp:effectExtent l="0" t="0" r="9525" b="9525"/>
+            <wp:docPr id="1849087580" name="Picture 1" descr="A black line with a white rectangle with black text&#10;&#10;AI-generated content may be incorrect."/>
+            <wp:cNvGraphicFramePr>
+              <a:graphicFrameLocks xmlns:a="http://schemas.openxmlformats.org/drawingml/2006/main" noChangeAspect="1"/>
+            </wp:cNvGraphicFramePr>
+            <a:graphic xmlns:a="http://schemas.openxmlformats.org/drawingml/2006/main">
+              <a:graphicData uri="http://schemas.openxmlformats.org/drawingml/2006/picture">
+                <pic:pic xmlns:pic="http://schemas.openxmlformats.org/drawingml/2006/picture">
+                  <pic:nvPicPr>
+                    <pic:cNvPr id="1849087580" name="Picture 1" descr="A black line with a white rectangle with black text&#10;&#10;AI-generated content may be incorrect."/>
+                    <pic:cNvPicPr/>
+                  </pic:nvPicPr>
+                  <pic:blipFill>
+                    <a:blip r:embed="rId5"/>
+                    <a:stretch>
+                      <a:fillRect/>
+                    </a:stretch>
+                  </pic:blipFill>
+                  <pic:spPr>
+                    <a:xfrm>
+                      <a:off x="0" y="0"/>
+                      <a:ext cx="2105319" cy="1133633"/>
+                    </a:xfrm>
+                    <a:prstGeom prst="rect">
+                      <a:avLst/>
+                    </a:prstGeom>
+                  </pic:spPr>
+                </pic:pic>
+              </a:graphicData>
+            </a:graphic>
+          </wp:inline>
+        </w:drawing>
+      </w:r>
+    </w:p>
+    <w:p>
+      <w:r>
+        <w:rPr>
+          <w:noProof/>
+        </w:rPr>
+        <mc:AlternateContent>
+          <mc:Choice Requires="wps">
+            <w:drawing>
+              <wp:anchor distT="0" distB="0" distL="114300" distR="114300" simplePos="0" relativeHeight="251670528" behindDoc="0" locked="0" layoutInCell="1" allowOverlap="1" wp14:anchorId="42945AB7" wp14:editId="5068F6E5">
+                <wp:simplePos x="0" y="0"/>
+                <wp:positionH relativeFrom="column">
+                  <wp:posOffset>120015</wp:posOffset>
+                </wp:positionH>
+                <wp:positionV relativeFrom="paragraph">
+                  <wp:posOffset>396240</wp:posOffset>
+                </wp:positionV>
+                <wp:extent cx="1419225" cy="0"/>
+                <wp:effectExtent l="0" t="0" r="0" b="0"/>
+                <wp:wrapNone/>
+                <wp:docPr id="1672223894" name="Straight Connector 1"/>
+                <wp:cNvGraphicFramePr/>
+                <a:graphic xmlns:a="http://schemas.openxmlformats.org/drawingml/2006/main">
+                  <a:graphicData uri="http://schemas.microsoft.com/office/word/2010/wordprocessingShape">
+                    <wps:wsp>
+                      <wps:cNvCnPr/>
+                      <wps:spPr>
+                        <a:xfrm flipV="1">
+                          <a:off x="0" y="0"/>
+                          <a:ext cx="1419225" cy="0"/>
+                        </a:xfrm>
+                        <a:prstGeom prst="line">
+                          <a:avLst/>
+                        </a:prstGeom>
+                        <a:ln w="25400">
+                          <a:solidFill>
+                            <a:schemeClr val="tx1"/>
+                          </a:solidFill>
+                        </a:ln>
+                      </wps:spPr>
+                      <wps:style>
+                        <a:lnRef idx="3">
+                          <a:schemeClr val="dk1"/>
+                        </a:lnRef>
+                        <a:fillRef idx="0">
+                          <a:schemeClr val="dk1"/>
+                        </a:fillRef>
+                        <a:effectRef idx="2">
+                          <a:schemeClr val="dk1"/>
+                        </a:effectRef>
+                        <a:fontRef idx="minor">
+                          <a:schemeClr val="tx1"/>
+                        </a:fontRef>
+                      </wps:style>
+                      <wps:bodyPr/>
+                    </wps:wsp>
+                  </a:graphicData>
+                </a:graphic>
+                <wp14:sizeRelH relativeFrom="margin">
+                  <wp14:pctWidth>0</wp14:pctWidth>
+                </wp14:sizeRelH>
+                <wp14:sizeRelV relativeFrom="margin">
+                  <wp14:pctHeight>0</wp14:pctHeight>
+                </wp14:sizeRelV>
+              </wp:anchor>
+            </w:drawing>
+          </mc:Choice>
+          <mc:Fallback>
+            <w:pict>
+              <v:line w14:anchorId="66D6F2CD" id="Straight Connector 1" o:spid="_x0000_s1026" style="position:absolute;flip:y;z-index:251670528;visibility:visible;mso-wrap-style:square;mso-width-percent:0;mso-height-percent:0;mso-wrap-distance-left:9pt;mso-wrap-distance-top:0;mso-wrap-distance-right:9pt;mso-wrap-distance-bottom:0;mso-position-horizontal:absolute;mso-position-horizontal-relative:text;mso-position-vertical:absolute;mso-position-vertical-relative:text;mso-width-percent:0;mso-height-percent:0;mso-width-relative:margin;mso-height-relative:margin" from="9.45pt,31.2pt" to="121.2pt,31.2pt" o:gfxdata="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" strokecolor="black [3213]" strokeweight="2pt">
+                <v:stroke joinstyle="miter"/>
+              </v:line>
+            </w:pict>
+          </mc:Fallback>
+        </mc:AlternateContent>
+      </w:r>
+      <w:r>
+        <w:rPr>
+          <w:noProof/>
+        </w:rPr>
+        <mc:AlternateContent>
+          <mc:Choice Requires="wps">
+            <w:drawing>
+              <wp:anchor distT="45720" distB="45720" distL="114300" distR="114300" simplePos="0" relativeHeight="251669504" behindDoc="0" locked="0" layoutInCell="1" allowOverlap="1" wp14:anchorId="65D495EB" wp14:editId="27883356">
+                <wp:simplePos x="0" y="0"/>
+                <wp:positionH relativeFrom="column">
+                  <wp:posOffset>-337186</wp:posOffset>
+                </wp:positionH>
+                <wp:positionV relativeFrom="paragraph">
+                  <wp:posOffset>415290</wp:posOffset>
+                </wp:positionV>
+                <wp:extent cx="1717675" cy="523875"/>
+                <wp:effectExtent l="0" t="0" r="0" b="9525"/>
+                <wp:wrapNone/>
+                <wp:docPr id="590521205" name="Text Box 2"/>
+                <wp:cNvGraphicFramePr>
+                  <a:graphicFrameLocks xmlns:a="http://schemas.openxmlformats.org/drawingml/2006/main"/>
+                </wp:cNvGraphicFramePr>
+                <a:graphic xmlns:a="http://schemas.openxmlformats.org/drawingml/2006/main">
+                  <a:graphicData uri="http://schemas.microsoft.com/office/word/2010/wordprocessingShape">
+                    <wps:wsp>
+                      <wps:cNvSpPr txBox="1">
+                        <a:spLocks noChangeArrowheads="1"/>
+                      </wps:cNvSpPr>
+                      <wps:spPr bwMode="auto">
+                        <a:xfrm>
+                          <a:off x="0" y="0"/>
+                          <a:ext cx="1717675" cy="523875"/>
+                        </a:xfrm>
+                        <a:prstGeom prst="rect">
+                          <a:avLst/>
+                        </a:prstGeom>
+                        <a:solidFill>
+                          <a:srgbClr val="FFFFFF"/>
+                        </a:solidFill>
+                        <a:ln w="9525">
+                          <a:noFill/>
+                          <a:miter lim="800000"/>
+                          <a:headEnd/>
+                          <a:tailEnd/>
+                        </a:ln>
+                      </wps:spPr>
+                      <wps:txbx>
+                        <w:txbxContent>
+                          <w:p>
+                            <w:pPr>
+                              <w:spacing w:after="0" w:line="240" w:lineRule="auto"/>
+                              <w:jc w:val="right"/>
+                              <w:rPr>
+                                <w:sz w:val="28"/>
+                                <w:szCs w:val="28"/>
+                              </w:rPr>
+                            </w:pPr>
+                            <w:r>
+                              <w:rPr>
+                                <w:sz w:val="28"/>
+                                <w:szCs w:val="28"/>
+                              </w:rPr>
+                              <w:t>10.21.52.178</w:t>
+                            </w:r>
+                          </w:p>
+                          <w:p>
+                            <w:pPr>
+                              <w:spacing w:after="0" w:line="240" w:lineRule="auto"/>
+                              <w:jc w:val="right"/>
+                              <w:rPr>
+                                <w:sz w:val="28"/>
+                                <w:szCs w:val="28"/>
+                                <w:lang w:val="en-US"/>
+                              </w:rPr>
+                            </w:pPr>
+                            <w:r>
+                              <w:rPr>
+                                <w:sz w:val="28"/>
+                                <w:szCs w:val="28"/>
+                              </w:rPr>
+                              <w:t>255.255.255.248</w:t>
+                            </w:r>
+                          </w:p>
+                        </w:txbxContent>
+                      </wps:txbx>
+                      <wps:bodyPr rot="0" vert="horz" wrap="square" lIns="91440" tIns="45720" rIns="91440" bIns="45720" anchor="t" anchorCtr="0">
+                        <a:noAutofit/>
+                      </wps:bodyPr>
+                    </wps:wsp>
+                  </a:graphicData>
+                </a:graphic>
+                <wp14:sizeRelH relativeFrom="margin">
+                  <wp14:pctWidth>0</wp14:pctWidth>
+                </wp14:sizeRelH>
+                <wp14:sizeRelV relativeFrom="margin">
+                  <wp14:pctHeight>0</wp14:pctHeight>
+                </wp14:sizeRelV>
+              </wp:anchor>
+            </w:drawing>
+          </mc:Choice>
+          <mc:Fallback>
+            <w:pict>
+              <v:shape w14:anchorId="65D495EB" id="_x0000_s1027" type="#_x0000_t202" style="position:absolute;margin-left:-26.55pt;margin-top:32.7pt;width:135.25pt;height:41.25pt;z-index:251669504;visibility:visible;mso-wrap-style:square;mso-width-percent:0;mso-height-percent:0;mso-wrap-distance-left:9pt;mso-wrap-distance-top:3.6pt;mso-wrap-distance-right:9pt;mso-wrap-distance-bottom:3.6pt;mso-position-horizontal:absolute;mso-position-horizontal-relative:text;mso-position-vertical:absolute;mso-position-vertical-relative:text;mso-width-percent:0;mso-height-percent:0;mso-width-relative:margin;mso-height-relative:margin;v-text-anchor:top" o:gfxdata="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" stroked="f">
+                <v:textbox>
+                  <w:txbxContent>
+                    <w:p>
+                      <w:pPr>
+                        <w:spacing w:after="0" w:line="240" w:lineRule="auto"/>
+                        <w:jc w:val="right"/>
+                        <w:rPr>
+                          <w:sz w:val="28"/>
+                          <w:szCs w:val="28"/>
+                        </w:rPr>
+                      </w:pPr>
+                      <w:r>
+                        <w:rPr>
+                          <w:sz w:val="28"/>
+                          <w:szCs w:val="28"/>
+                        </w:rPr>
+                        <w:t>10.21.52.178</w:t>
+                      </w:r>
+                    </w:p>
+                    <w:p>
+                      <w:pPr>
+                        <w:spacing w:after="0" w:line="240" w:lineRule="auto"/>
+                        <w:jc w:val="right"/>
+                        <w:rPr>
+                          <w:sz w:val="28"/>
+                          <w:szCs w:val="28"/>
+                          <w:lang w:val="en-US"/>
+                        </w:rPr>
+                      </w:pPr>
+                      <w:r>
+                        <w:rPr>
+                          <w:sz w:val="28"/>
+                          <w:szCs w:val="28"/>
+                        </w:rPr>
+                        <w:t>255.255.255.248</w:t>
+                      </w:r>
+                    </w:p>
+                  </w:txbxContent>
+                </v:textbox>
+              </v:shape>
+            </w:pict>
+          </mc:Fallback>
+        </mc:AlternateContent>
+      </w:r>
+      <w:r>
+        <w:rPr>
+          <w:noProof/>
+        </w:rPr>
+        <w:drawing>
+          <wp:inline distT="0" distB="0" distL="0" distR="0" wp14:anchorId="2F26315A" wp14:editId="67400BA1">
+            <wp:extent cx="1991003" cy="895475"/>
+            <wp:effectExtent l="0" t="0" r="9525" b="0"/>
+            <wp:docPr id="631156247" name="Picture 1" descr="A white sign with black text&#10;&#10;AI-generated content may be incorrect."/>
+            <wp:cNvGraphicFramePr>
+              <a:graphicFrameLocks xmlns:a="http://schemas.openxmlformats.org/drawingml/2006/main" noChangeAspect="1"/>
+            </wp:cNvGraphicFramePr>
+            <a:graphic xmlns:a="http://schemas.openxmlformats.org/drawingml/2006/main">
+              <a:graphicData uri="http://schemas.openxmlformats.org/drawingml/2006/picture">
+                <pic:pic xmlns:pic="http://schemas.openxmlformats.org/drawingml/2006/picture">
+                  <pic:nvPicPr>
+                    <pic:cNvPr id="631156247" name="Picture 1" descr="A white sign with black text&#10;&#10;AI-generated content may be incorrect."/>
+                    <pic:cNvPicPr/>
+                  </pic:nvPicPr>
+                  <pic:blipFill>
+                    <a:blip r:embed="rId6"/>
+                    <a:stretch>
+                      <a:fillRect/>
+                    </a:stretch>
+                  </pic:blipFill>
+                  <pic:spPr>
+                    <a:xfrm>
+                      <a:off x="0" y="0"/>
+                      <a:ext cx="1991003" cy="895475"/>
+                    </a:xfrm>
+                    <a:prstGeom prst="rect">
+                      <a:avLst/>
+                    </a:prstGeom>
+                  </pic:spPr>
+                </pic:pic>
+              </a:graphicData>
+            </a:graphic>
+          </wp:inline>
+        </w:drawing>
+      </w:r>
+    </w:p>
+    <w:p>
+      <w:r>
+        <w:rPr>
+          <w:noProof/>
+        </w:rPr>
+        <mc:AlternateContent>
+          <mc:Choice Requires="wps">
+            <w:drawing>
+              <wp:anchor distT="45720" distB="45720" distL="114300" distR="114300" simplePos="0" relativeHeight="251672576" behindDoc="0" locked="0" layoutInCell="1" allowOverlap="1" wp14:anchorId="1F0B19B3" wp14:editId="07E5A553">
+                <wp:simplePos x="0" y="0"/>
+                <wp:positionH relativeFrom="margin">
+                  <wp:posOffset>2044065</wp:posOffset>
+                </wp:positionH>
+                <wp:positionV relativeFrom="paragraph">
+                  <wp:posOffset>1043305</wp:posOffset>
+                </wp:positionV>
+                <wp:extent cx="1485900" cy="523875"/>
+                <wp:effectExtent l="0" t="0" r="0" b="9525"/>
+                <wp:wrapNone/>
+                <wp:docPr id="1935802610" name="Text Box 2"/>
+                <wp:cNvGraphicFramePr>
+                  <a:graphicFrameLocks xmlns:a="http://schemas.openxmlformats.org/drawingml/2006/main"/>
+                </wp:cNvGraphicFramePr>
+                <a:graphic xmlns:a="http://schemas.openxmlformats.org/drawingml/2006/main">
+                  <a:graphicData uri="http://schemas.microsoft.com/office/word/2010/wordprocessingShape">
+                    <wps:wsp>
+                      <wps:cNvSpPr txBox="1">
+                        <a:spLocks noChangeArrowheads="1"/>
+                      </wps:cNvSpPr>
+                      <wps:spPr bwMode="auto">
+                        <a:xfrm>
+                          <a:off x="0" y="0"/>
+                          <a:ext cx="1485900" cy="523875"/>
+                        </a:xfrm>
+                        <a:prstGeom prst="rect">
+                          <a:avLst/>
+                        </a:prstGeom>
+                        <a:solidFill>
+                          <a:srgbClr val="FFFFFF"/>
+                        </a:solidFill>
+                        <a:ln w="9525">
+                          <a:noFill/>
+                          <a:miter lim="800000"/>
+                          <a:headEnd/>
+                          <a:tailEnd/>
+                        </a:ln>
+                      </wps:spPr>
+                      <wps:txbx>
+                        <w:txbxContent>
+                          <w:p>
+                            <w:pPr>
+                              <w:spacing w:after="0" w:line="240" w:lineRule="auto"/>
+                              <w:rPr>
+                                <w:sz w:val="28"/>
+                                <w:szCs w:val="28"/>
+                              </w:rPr>
+                            </w:pPr>
+                            <w:r>
+                              <w:rPr>
+                                <w:sz w:val="28"/>
+                                <w:szCs w:val="28"/>
+                              </w:rPr>
+                              <w:t>10.21.</w:t>
+                            </w:r>
+                            <w:r>
+                              <w:rPr>
+                                <w:sz w:val="28"/>
+                                <w:szCs w:val="28"/>
+                              </w:rPr>
+                              <w:t>52.132</w:t>
+                            </w:r>
+                          </w:p>
+                          <w:p>
+                            <w:pPr>
+                              <w:spacing w:after="0" w:line="240" w:lineRule="auto"/>
+                              <w:rPr>
+                                <w:sz w:val="28"/>
+                                <w:szCs w:val="28"/>
+                                <w:lang w:val="en-US"/>
+                              </w:rPr>
+                            </w:pPr>
+                            <w:r>
+                              <w:rPr>
+                                <w:sz w:val="28"/>
+                                <w:szCs w:val="28"/>
+                              </w:rPr>
+                              <w:t>255.255.</w:t>
+                            </w:r>
+                            <w:r>
+                              <w:rPr>
+                                <w:sz w:val="28"/>
+                                <w:szCs w:val="28"/>
+                              </w:rPr>
+                              <w:t>255.224</w:t>
+                            </w:r>
+                          </w:p>
+                        </w:txbxContent>
+                      </wps:txbx>
+                      <wps:bodyPr rot="0" vert="horz" wrap="square" lIns="91440" tIns="45720" rIns="91440" bIns="45720" anchor="t" anchorCtr="0">
+                        <a:noAutofit/>
+                      </wps:bodyPr>
+                    </wps:wsp>
+                  </a:graphicData>
+                </a:graphic>
+                <wp14:sizeRelH relativeFrom="margin">
+                  <wp14:pctWidth>0</wp14:pctWidth>
+                </wp14:sizeRelH>
+                <wp14:sizeRelV relativeFrom="margin">
+                  <wp14:pctHeight>0</wp14:pctHeight>
+                </wp14:sizeRelV>
+              </wp:anchor>
+            </w:drawing>
+          </mc:Choice>
+          <mc:Fallback>
+            <w:pict>
+              <v:shape w14:anchorId="1F0B19B3" id="_x0000_s1028" type="#_x0000_t202" style="position:absolute;margin-left:160.95pt;margin-top:82.15pt;width:117pt;height:41.25pt;z-index:251672576;visibility:visible;mso-wrap-style:square;mso-width-percent:0;mso-height-percent:0;mso-wrap-distance-left:9pt;mso-wrap-distance-top:3.6pt;mso-wrap-distance-right:9pt;mso-wrap-distance-bottom:3.6pt;mso-position-horizontal:absolute;mso-position-horizontal-relative:margin;mso-position-vertical:absolute;mso-position-vertical-relative:text;mso-width-percent:0;mso-height-percent:0;mso-width-relative:margin;mso-height-relative:margin;v-text-anchor:top" o:gfxdata="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" stroked="f">
+                <v:textbox>
+                  <w:txbxContent>
+                    <w:p>
+                      <w:pPr>
+                        <w:spacing w:after="0" w:line="240" w:lineRule="auto"/>
+                        <w:rPr>
+                          <w:sz w:val="28"/>
+                          <w:szCs w:val="28"/>
+                        </w:rPr>
+                      </w:pPr>
+                      <w:r>
+                        <w:rPr>
+                          <w:sz w:val="28"/>
+                          <w:szCs w:val="28"/>
+                        </w:rPr>
+                        <w:t>10.21.</w:t>
+                      </w:r>
+                      <w:r>
+                        <w:rPr>
+                          <w:sz w:val="28"/>
+                          <w:szCs w:val="28"/>
+                        </w:rPr>
+                        <w:t>52.132</w:t>
+                      </w:r>
+                    </w:p>
+                    <w:p>
+                      <w:pPr>
+                        <w:spacing w:after="0" w:line="240" w:lineRule="auto"/>
+                        <w:rPr>
+                          <w:sz w:val="28"/>
+                          <w:szCs w:val="28"/>
+                          <w:lang w:val="en-US"/>
+                        </w:rPr>
+                      </w:pPr>
+                      <w:r>
+                        <w:rPr>
+                          <w:sz w:val="28"/>
+                          <w:szCs w:val="28"/>
+                        </w:rPr>
+                        <w:t>255.255.</w:t>
+                      </w:r>
+                      <w:r>
+                        <w:rPr>
+                          <w:sz w:val="28"/>
+                          <w:szCs w:val="28"/>
+                        </w:rPr>
+                        <w:t>255.224</w:t>
+                      </w:r>
+                    </w:p>
+                  </w:txbxContent>
+                </v:textbox>
+                <w10:wrap anchorx="margin"/>
+              </v:shape>
+            </w:pict>
+          </mc:Fallback>
+        </mc:AlternateContent>
+      </w:r>
+      <w:r>
+        <w:rPr>
+          <w:noProof/>
+        </w:rPr>
+        <mc:AlternateContent>
+          <mc:Choice Requires="wps">
+            <w:drawing>
+              <wp:anchor distT="45720" distB="45720" distL="114300" distR="114300" simplePos="0" relativeHeight="251671552" behindDoc="0" locked="0" layoutInCell="1" allowOverlap="1" wp14:anchorId="10040499" wp14:editId="053111D7">
+                <wp:simplePos x="0" y="0"/>
+                <wp:positionH relativeFrom="margin">
+                  <wp:posOffset>462915</wp:posOffset>
+                </wp:positionH>
+                <wp:positionV relativeFrom="paragraph">
+                  <wp:posOffset>1757680</wp:posOffset>
+                </wp:positionV>
+                <wp:extent cx="1279525" cy="523875"/>
+                <wp:effectExtent l="0" t="0" r="0" b="9525"/>
+                <wp:wrapNone/>
+                <wp:docPr id="294911796" name="Text Box 2"/>
+                <wp:cNvGraphicFramePr>
+                  <a:graphicFrameLocks xmlns:a="http://schemas.openxmlformats.org/drawingml/2006/main"/>
+                </wp:cNvGraphicFramePr>
+                <a:graphic xmlns:a="http://schemas.openxmlformats.org/drawingml/2006/main">
+                  <a:graphicData uri="http://schemas.microsoft.com/office/word/2010/wordprocessingShape">
+                    <wps:wsp>
+                      <wps:cNvSpPr txBox="1">
+                        <a:spLocks noChangeArrowheads="1"/>
+                      </wps:cNvSpPr>
+                      <wps:spPr bwMode="auto">
+                        <a:xfrm>
+                          <a:off x="0" y="0"/>
+                          <a:ext cx="1279525" cy="523875"/>
+                        </a:xfrm>
+                        <a:prstGeom prst="rect">
+                          <a:avLst/>
+                        </a:prstGeom>
+                        <a:solidFill>
+                          <a:srgbClr val="FFFFFF"/>
+                        </a:solidFill>
+                        <a:ln w="9525">
+                          <a:noFill/>
+                          <a:miter lim="800000"/>
+                          <a:headEnd/>
+                          <a:tailEnd/>
+                        </a:ln>
+                      </wps:spPr>
+                      <wps:txbx>
+                        <w:txbxContent>
+                          <w:p>
+                            <w:pPr>
+                              <w:spacing w:after="0" w:line="240" w:lineRule="auto"/>
+                              <w:jc w:val="right"/>
+                              <w:rPr>
+                                <w:sz w:val="28"/>
+                                <w:szCs w:val="28"/>
+                              </w:rPr>
+                            </w:pPr>
+                            <w:r>
+                              <w:rPr>
+                                <w:sz w:val="28"/>
+                                <w:szCs w:val="28"/>
+                              </w:rPr>
+                              <w:t>10.21.</w:t>
+                            </w:r>
+                            <w:r>
+                              <w:rPr>
+                                <w:sz w:val="28"/>
+                                <w:szCs w:val="28"/>
+                              </w:rPr>
+                              <w:t>0.1</w:t>
+                            </w:r>
+                          </w:p>
+                          <w:p>
+                            <w:pPr>
+                              <w:spacing w:after="0" w:line="240" w:lineRule="auto"/>
+                              <w:jc w:val="right"/>
+                              <w:rPr>
+                                <w:sz w:val="28"/>
+                                <w:szCs w:val="28"/>
+                                <w:lang w:val="en-US"/>
+                              </w:rPr>
+                            </w:pPr>
+                            <w:r>
+                              <w:rPr>
+                                <w:sz w:val="28"/>
+                                <w:szCs w:val="28"/>
+                              </w:rPr>
+                              <w:t>255.255.2</w:t>
+                            </w:r>
+                            <w:r>
+                              <w:rPr>
+                                <w:sz w:val="28"/>
+                                <w:szCs w:val="28"/>
+                              </w:rPr>
+                              <w:t>40.0</w:t>
+                            </w:r>
+                          </w:p>
+                        </w:txbxContent>
+                      </wps:txbx>
+                      <wps:bodyPr rot="0" vert="horz" wrap="square" lIns="91440" tIns="45720" rIns="91440" bIns="45720" anchor="t" anchorCtr="0">
+                        <a:noAutofit/>
+                      </wps:bodyPr>
+                    </wps:wsp>
+                  </a:graphicData>
+                </a:graphic>
+                <wp14:sizeRelH relativeFrom="margin">
+                  <wp14:pctWidth>0</wp14:pctWidth>
+                </wp14:sizeRelH>
+                <wp14:sizeRelV relativeFrom="margin">
+                  <wp14:pctHeight>0</wp14:pctHeight>
+                </wp14:sizeRelV>
+              </wp:anchor>
+            </w:drawing>
+          </mc:Choice>
+          <mc:Fallback>
+            <w:pict>
+              <v:shape w14:anchorId="10040499" id="_x0000_s1029" type="#_x0000_t202" style="position:absolute;margin-left:36.45pt;margin-top:138.4pt;width:100.75pt;height:41.25pt;z-index:251671552;visibility:visible;mso-wrap-style:square;mso-width-percent:0;mso-height-percent:0;mso-wrap-distance-left:9pt;mso-wrap-distance-top:3.6pt;mso-wrap-distance-right:9pt;mso-wrap-distance-bottom:3.6pt;mso-position-horizontal:absolute;mso-position-horizontal-relative:margin;mso-position-vertical:absolute;mso-position-vertical-relative:text;mso-width-percent:0;mso-height-percent:0;mso-width-relative:margin;mso-height-relative:margin;v-text-anchor:top" o:gfxdata="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" stroked="f">
+                <v:textbox>
+                  <w:txbxContent>
+                    <w:p>
+                      <w:pPr>
+                        <w:spacing w:after="0" w:line="240" w:lineRule="auto"/>
+                        <w:jc w:val="right"/>
+                        <w:rPr>
+                          <w:sz w:val="28"/>
+                          <w:szCs w:val="28"/>
+                        </w:rPr>
+                      </w:pPr>
+                      <w:r>
+                        <w:rPr>
+                          <w:sz w:val="28"/>
+                          <w:szCs w:val="28"/>
+                        </w:rPr>
+                        <w:t>10.21.</w:t>
+                      </w:r>
+                      <w:r>
+                        <w:rPr>
+                          <w:sz w:val="28"/>
+                          <w:szCs w:val="28"/>
+                        </w:rPr>
+                        <w:t>0.1</w:t>
+                      </w:r>
+                    </w:p>
+                    <w:p>
+                      <w:pPr>
+                        <w:spacing w:after="0" w:line="240" w:lineRule="auto"/>
+                        <w:jc w:val="right"/>
+                        <w:rPr>
+                          <w:sz w:val="28"/>
+                          <w:szCs w:val="28"/>
+                          <w:lang w:val="en-US"/>
+                        </w:rPr>
+                      </w:pPr>
+                      <w:r>
+                        <w:rPr>
+                          <w:sz w:val="28"/>
+                          <w:szCs w:val="28"/>
+                        </w:rPr>
+                        <w:t>255.255.2</w:t>
+                      </w:r>
+                      <w:r>
+                        <w:rPr>
+                          <w:sz w:val="28"/>
+                          <w:szCs w:val="28"/>
+                        </w:rPr>
+                        <w:t>40.0</w:t>
+                      </w:r>
+                    </w:p>
+                  </w:txbxContent>
+                </v:textbox>
+                <w10:wrap anchorx="margin"/>
+              </v:shape>
+            </w:pict>
+          </mc:Fallback>
+        </mc:AlternateContent>
+      </w:r>
+      <w:r>
+        <w:rPr>
+          <w:noProof/>
+        </w:rPr>
+        <w:drawing>
+          <wp:inline distT="0" distB="0" distL="0" distR="0" wp14:anchorId="468617AF" wp14:editId="21475F5B">
+            <wp:extent cx="3010320" cy="2248214"/>
+            <wp:effectExtent l="0" t="0" r="0" b="0"/>
+            <wp:docPr id="1064706399" name="Picture 1" descr="A diagram of a host&#10;&#10;AI-generated content may be incorrect."/>
+            <wp:cNvGraphicFramePr>
+              <a:graphicFrameLocks xmlns:a="http://schemas.openxmlformats.org/drawingml/2006/main" noChangeAspect="1"/>
+            </wp:cNvGraphicFramePr>
+            <a:graphic xmlns:a="http://schemas.openxmlformats.org/drawingml/2006/main">
+              <a:graphicData uri="http://schemas.openxmlformats.org/drawingml/2006/picture">
+                <pic:pic xmlns:pic="http://schemas.openxmlformats.org/drawingml/2006/picture">
+                  <pic:nvPicPr>
+                    <pic:cNvPr id="1064706399" name="Picture 1" descr="A diagram of a host&#10;&#10;AI-generated content may be incorrect."/>
+                    <pic:cNvPicPr/>
+                  </pic:nvPicPr>
+                  <pic:blipFill>
+                    <a:blip r:embed="rId7"/>
+                    <a:stretch>
+                      <a:fillRect/>
+                    </a:stretch>
+                  </pic:blipFill>
+                  <pic:spPr>
+                    <a:xfrm>
+                      <a:off x="0" y="0"/>
+                      <a:ext cx="3010320" cy="2248214"/>
+                    </a:xfrm>
+                    <a:prstGeom prst="rect">
+                      <a:avLst/>
+                    </a:prstGeom>
+                  </pic:spPr>
+                </pic:pic>
+              </a:graphicData>
+            </a:graphic>
+          </wp:inline>
+        </w:drawing>
+      </w:r>
+    </w:p>
+    <w:p/>
     <w:sectPr>
       <w:pgSz w:w="15840" w:h="12240" w:orient="landscape"/>
       <w:pgMar w:top="720" w:right="720" w:bottom="720" w:left="720" w:header="708" w:footer="708" w:gutter="0"/>
